--- a/docs/03-planeacion/P5. Plan_para_la_Direccion_del_Proyecto.(GASTRO-SIM).(18-10-2026).(v1.0).docx
+++ b/docs/03-planeacion/P5. Plan_para_la_Direccion_del_Proyecto.(GASTRO-SIM).(18-10-2026).(v1.0).docx
@@ -56,7 +56,7 @@
       <w:r>
         <w:rPr>
           <w:b/>
-          <w:color w:val="008A3E"/>
+          <w:color w:val="000000"/>
           <w:sz w:val="44"/>
           <w:lang w:val="es-ES"/>
         </w:rPr>
@@ -98,7 +98,7 @@
       <w:r>
         <w:rPr>
           <w:b/>
-          <w:color w:val="008A3E"/>
+          <w:color w:val="000000"/>
           <w:sz w:val="36"/>
           <w:lang w:val="es-ES"/>
         </w:rPr>
@@ -143,7 +143,7 @@
       <w:r>
         <w:rPr>
           <w:b/>
-          <w:color w:val="2E5C8A"/>
+          <w:color w:val="000000"/>
           <w:sz w:val="32"/>
           <w:lang w:val="es-ES"/>
         </w:rPr>
@@ -7365,7 +7365,7 @@
       <w:rFonts w:cs="Arial"/>
       <w:b/>
       <w:bCs/>
-      <w:color w:val="2E5C8A"/>
+      <w:color w:val="000000"/>
       <w:sz w:val="32"/>
       <w:szCs w:val="28"/>
     </w:rPr>
@@ -7389,7 +7389,7 @@
       <w:rFonts w:cs="Arial"/>
       <w:b/>
       <w:bCs/>
-      <w:color w:val="2E5C8A"/>
+      <w:color w:val="000000"/>
       <w:sz w:val="25"/>
       <w:szCs w:val="26"/>
     </w:rPr>
@@ -7413,7 +7413,7 @@
       <w:rFonts w:asciiTheme="majorHAnsi" w:eastAsiaTheme="majorEastAsia" w:hAnsiTheme="majorHAnsi" w:cstheme="majorBidi"/>
       <w:b/>
       <w:bCs/>
-      <w:color w:val="4F81BD" w:themeColor="accent1"/>
+      <w:color w:val="000000"/>
     </w:rPr>
   </w:style>
   <w:style w:type="paragraph" w:styleId="Ttulo4">
@@ -7438,7 +7438,7 @@
       <w:bCs/>
       <w:i/>
       <w:iCs/>
-      <w:color w:val="4F81BD" w:themeColor="accent1"/>
+      <w:color w:val="000000"/>
     </w:rPr>
   </w:style>
   <w:style w:type="paragraph" w:styleId="Ttulo5">
@@ -7459,7 +7459,7 @@
     </w:pPr>
     <w:rPr>
       <w:rFonts w:asciiTheme="majorHAnsi" w:eastAsiaTheme="majorEastAsia" w:hAnsiTheme="majorHAnsi" w:cstheme="majorBidi"/>
-      <w:color w:val="243F60" w:themeColor="accent1" w:themeShade="7F"/>
+      <w:color w:val="000000"/>
     </w:rPr>
   </w:style>
   <w:style w:type="paragraph" w:styleId="Ttulo6">
@@ -7482,7 +7482,7 @@
       <w:rFonts w:asciiTheme="majorHAnsi" w:eastAsiaTheme="majorEastAsia" w:hAnsiTheme="majorHAnsi" w:cstheme="majorBidi"/>
       <w:i/>
       <w:iCs/>
-      <w:color w:val="243F60" w:themeColor="accent1" w:themeShade="7F"/>
+      <w:color w:val="000000"/>
     </w:rPr>
   </w:style>
   <w:style w:type="paragraph" w:styleId="Ttulo7">
@@ -7505,7 +7505,7 @@
       <w:rFonts w:asciiTheme="majorHAnsi" w:eastAsiaTheme="majorEastAsia" w:hAnsiTheme="majorHAnsi" w:cstheme="majorBidi"/>
       <w:i/>
       <w:iCs/>
-      <w:color w:val="404040" w:themeColor="text1" w:themeTint="BF"/>
+      <w:color w:val="000000"/>
     </w:rPr>
   </w:style>
   <w:style w:type="paragraph" w:styleId="Ttulo8">
@@ -7526,7 +7526,7 @@
     </w:pPr>
     <w:rPr>
       <w:rFonts w:asciiTheme="majorHAnsi" w:eastAsiaTheme="majorEastAsia" w:hAnsiTheme="majorHAnsi" w:cstheme="majorBidi"/>
-      <w:color w:val="4F81BD" w:themeColor="accent1"/>
+      <w:color w:val="000000"/>
       <w:sz w:val="20"/>
       <w:szCs w:val="20"/>
     </w:rPr>
@@ -7551,7 +7551,7 @@
       <w:rFonts w:asciiTheme="majorHAnsi" w:eastAsiaTheme="majorEastAsia" w:hAnsiTheme="majorHAnsi" w:cstheme="majorBidi"/>
       <w:i/>
       <w:iCs/>
-      <w:color w:val="404040" w:themeColor="text1" w:themeTint="BF"/>
+      <w:color w:val="000000"/>
       <w:sz w:val="20"/>
       <w:szCs w:val="20"/>
     </w:rPr>
@@ -7646,7 +7646,7 @@
       <w:rFonts w:asciiTheme="majorHAnsi" w:eastAsiaTheme="majorEastAsia" w:hAnsiTheme="majorHAnsi" w:cstheme="majorBidi"/>
       <w:b/>
       <w:bCs/>
-      <w:color w:val="365F91" w:themeColor="accent1" w:themeShade="BF"/>
+      <w:color w:val="000000"/>
       <w:sz w:val="28"/>
       <w:szCs w:val="28"/>
     </w:rPr>
@@ -7661,7 +7661,7 @@
       <w:rFonts w:asciiTheme="majorHAnsi" w:eastAsiaTheme="majorEastAsia" w:hAnsiTheme="majorHAnsi" w:cstheme="majorBidi"/>
       <w:b/>
       <w:bCs/>
-      <w:color w:val="4F81BD" w:themeColor="accent1"/>
+      <w:color w:val="000000"/>
       <w:sz w:val="26"/>
       <w:szCs w:val="26"/>
     </w:rPr>
@@ -7676,7 +7676,7 @@
       <w:rFonts w:asciiTheme="majorHAnsi" w:eastAsiaTheme="majorEastAsia" w:hAnsiTheme="majorHAnsi" w:cstheme="majorBidi"/>
       <w:b/>
       <w:bCs/>
-      <w:color w:val="4F81BD" w:themeColor="accent1"/>
+      <w:color w:val="000000"/>
     </w:rPr>
   </w:style>
   <w:style w:type="paragraph" w:styleId="Ttulo">
@@ -7712,7 +7712,7 @@
     <w:rsid w:val="00FC693F"/>
     <w:rPr>
       <w:rFonts w:asciiTheme="majorHAnsi" w:eastAsiaTheme="majorEastAsia" w:hAnsiTheme="majorHAnsi" w:cstheme="majorBidi"/>
-      <w:color w:val="17365D" w:themeColor="text2" w:themeShade="BF"/>
+      <w:color w:val="000000"/>
       <w:spacing w:val="5"/>
       <w:kern w:val="28"/>
       <w:sz w:val="52"/>
@@ -7736,7 +7736,7 @@
       <w:rFonts w:asciiTheme="majorHAnsi" w:eastAsiaTheme="majorEastAsia" w:hAnsiTheme="majorHAnsi" w:cstheme="majorBidi"/>
       <w:i/>
       <w:iCs/>
-      <w:color w:val="4F81BD" w:themeColor="accent1"/>
+      <w:color w:val="000000"/>
       <w:spacing w:val="15"/>
       <w:sz w:val="24"/>
       <w:szCs w:val="24"/>
@@ -7752,7 +7752,7 @@
       <w:rFonts w:asciiTheme="majorHAnsi" w:eastAsiaTheme="majorEastAsia" w:hAnsiTheme="majorHAnsi" w:cstheme="majorBidi"/>
       <w:i/>
       <w:iCs/>
-      <w:color w:val="4F81BD" w:themeColor="accent1"/>
+      <w:color w:val="000000"/>
       <w:spacing w:val="15"/>
       <w:sz w:val="24"/>
       <w:szCs w:val="24"/>
@@ -8024,7 +8024,7 @@
     <w:rPr>
       <w:i/>
       <w:iCs/>
-      <w:color w:val="000000" w:themeColor="text1"/>
+      <w:color w:val="000000"/>
     </w:rPr>
   </w:style>
   <w:style w:type="character" w:customStyle="1" w:styleId="CitaCar">
@@ -8036,7 +8036,7 @@
     <w:rPr>
       <w:i/>
       <w:iCs/>
-      <w:color w:val="000000" w:themeColor="text1"/>
+      <w:color w:val="000000"/>
     </w:rPr>
   </w:style>
   <w:style w:type="character" w:customStyle="1" w:styleId="Ttulo4Car">
@@ -8052,7 +8052,7 @@
       <w:bCs/>
       <w:i/>
       <w:iCs/>
-      <w:color w:val="4F81BD" w:themeColor="accent1"/>
+      <w:color w:val="000000"/>
     </w:rPr>
   </w:style>
   <w:style w:type="character" w:customStyle="1" w:styleId="Ttulo5Car">
@@ -8064,7 +8064,7 @@
     <w:rsid w:val="00FC693F"/>
     <w:rPr>
       <w:rFonts w:asciiTheme="majorHAnsi" w:eastAsiaTheme="majorEastAsia" w:hAnsiTheme="majorHAnsi" w:cstheme="majorBidi"/>
-      <w:color w:val="243F60" w:themeColor="accent1" w:themeShade="7F"/>
+      <w:color w:val="000000"/>
     </w:rPr>
   </w:style>
   <w:style w:type="character" w:customStyle="1" w:styleId="Ttulo6Car">
@@ -8078,7 +8078,7 @@
       <w:rFonts w:asciiTheme="majorHAnsi" w:eastAsiaTheme="majorEastAsia" w:hAnsiTheme="majorHAnsi" w:cstheme="majorBidi"/>
       <w:i/>
       <w:iCs/>
-      <w:color w:val="243F60" w:themeColor="accent1" w:themeShade="7F"/>
+      <w:color w:val="000000"/>
     </w:rPr>
   </w:style>
   <w:style w:type="character" w:customStyle="1" w:styleId="Ttulo7Car">
@@ -8092,7 +8092,7 @@
       <w:rFonts w:asciiTheme="majorHAnsi" w:eastAsiaTheme="majorEastAsia" w:hAnsiTheme="majorHAnsi" w:cstheme="majorBidi"/>
       <w:i/>
       <w:iCs/>
-      <w:color w:val="404040" w:themeColor="text1" w:themeTint="BF"/>
+      <w:color w:val="000000"/>
     </w:rPr>
   </w:style>
   <w:style w:type="character" w:customStyle="1" w:styleId="Ttulo8Car">
@@ -8104,7 +8104,7 @@
     <w:rsid w:val="00FC693F"/>
     <w:rPr>
       <w:rFonts w:asciiTheme="majorHAnsi" w:eastAsiaTheme="majorEastAsia" w:hAnsiTheme="majorHAnsi" w:cstheme="majorBidi"/>
-      <w:color w:val="4F81BD" w:themeColor="accent1"/>
+      <w:color w:val="000000"/>
       <w:sz w:val="20"/>
       <w:szCs w:val="20"/>
     </w:rPr>
@@ -8120,7 +8120,7 @@
       <w:rFonts w:asciiTheme="majorHAnsi" w:eastAsiaTheme="majorEastAsia" w:hAnsiTheme="majorHAnsi" w:cstheme="majorBidi"/>
       <w:i/>
       <w:iCs/>
-      <w:color w:val="404040" w:themeColor="text1" w:themeTint="BF"/>
+      <w:color w:val="000000"/>
       <w:sz w:val="20"/>
       <w:szCs w:val="20"/>
     </w:rPr>
@@ -8140,7 +8140,7 @@
     <w:rPr>
       <w:b/>
       <w:bCs/>
-      <w:color w:val="4F81BD" w:themeColor="accent1"/>
+      <w:color w:val="000000"/>
       <w:sz w:val="18"/>
       <w:szCs w:val="18"/>
     </w:rPr>
@@ -8187,7 +8187,7 @@
       <w:bCs/>
       <w:i/>
       <w:iCs/>
-      <w:color w:val="4F81BD" w:themeColor="accent1"/>
+      <w:color w:val="000000"/>
     </w:rPr>
   </w:style>
   <w:style w:type="character" w:customStyle="1" w:styleId="CitadestacadaCar">
@@ -8201,7 +8201,7 @@
       <w:bCs/>
       <w:i/>
       <w:iCs/>
-      <w:color w:val="4F81BD" w:themeColor="accent1"/>
+      <w:color w:val="000000"/>
     </w:rPr>
   </w:style>
   <w:style w:type="character" w:styleId="nfasissutil">
@@ -8213,7 +8213,7 @@
     <w:rPr>
       <w:i/>
       <w:iCs/>
-      <w:color w:val="808080" w:themeColor="text1" w:themeTint="7F"/>
+      <w:color w:val="000000"/>
     </w:rPr>
   </w:style>
   <w:style w:type="character" w:styleId="nfasisintenso">
@@ -8227,7 +8227,7 @@
       <w:bCs/>
       <w:i/>
       <w:iCs/>
-      <w:color w:val="4F81BD" w:themeColor="accent1"/>
+      <w:color w:val="000000"/>
     </w:rPr>
   </w:style>
   <w:style w:type="character" w:styleId="Referenciasutil">
@@ -8238,7 +8238,7 @@
     <w:rsid w:val="00FC693F"/>
     <w:rPr>
       <w:smallCaps/>
-      <w:color w:val="C0504D" w:themeColor="accent2"/>
+      <w:color w:val="000000"/>
       <w:u w:val="single"/>
     </w:rPr>
   </w:style>
@@ -8252,7 +8252,7 @@
       <w:b/>
       <w:bCs/>
       <w:smallCaps/>
-      <w:color w:val="C0504D" w:themeColor="accent2"/>
+      <w:color w:val="000000"/>
       <w:spacing w:val="5"/>
       <w:u w:val="single"/>
     </w:rPr>
@@ -8311,7 +8311,7 @@
       <w:spacing w:after="0" w:line="240" w:lineRule="auto"/>
     </w:pPr>
     <w:rPr>
-      <w:color w:val="000000" w:themeColor="text1" w:themeShade="BF"/>
+      <w:color w:val="000000"/>
     </w:rPr>
     <w:tblPr>
       <w:tblStyleRowBandSize w:val="1"/>
@@ -8407,7 +8407,7 @@
       <w:spacing w:after="0" w:line="240" w:lineRule="auto"/>
     </w:pPr>
     <w:rPr>
-      <w:color w:val="365F91" w:themeColor="accent1" w:themeShade="BF"/>
+      <w:color w:val="000000"/>
     </w:rPr>
     <w:tblPr>
       <w:tblStyleRowBandSize w:val="1"/>
@@ -8503,7 +8503,7 @@
       <w:spacing w:after="0" w:line="240" w:lineRule="auto"/>
     </w:pPr>
     <w:rPr>
-      <w:color w:val="943634" w:themeColor="accent2" w:themeShade="BF"/>
+      <w:color w:val="000000"/>
     </w:rPr>
     <w:tblPr>
       <w:tblStyleRowBandSize w:val="1"/>
@@ -8599,7 +8599,7 @@
       <w:spacing w:after="0" w:line="240" w:lineRule="auto"/>
     </w:pPr>
     <w:rPr>
-      <w:color w:val="76923C" w:themeColor="accent3" w:themeShade="BF"/>
+      <w:color w:val="000000"/>
     </w:rPr>
     <w:tblPr>
       <w:tblStyleRowBandSize w:val="1"/>
@@ -8695,7 +8695,7 @@
       <w:spacing w:after="0" w:line="240" w:lineRule="auto"/>
     </w:pPr>
     <w:rPr>
-      <w:color w:val="5F497A" w:themeColor="accent4" w:themeShade="BF"/>
+      <w:color w:val="000000"/>
     </w:rPr>
     <w:tblPr>
       <w:tblStyleRowBandSize w:val="1"/>
@@ -8791,7 +8791,7 @@
       <w:spacing w:after="0" w:line="240" w:lineRule="auto"/>
     </w:pPr>
     <w:rPr>
-      <w:color w:val="31849B" w:themeColor="accent5" w:themeShade="BF"/>
+      <w:color w:val="000000"/>
     </w:rPr>
     <w:tblPr>
       <w:tblStyleRowBandSize w:val="1"/>
@@ -8887,7 +8887,7 @@
       <w:spacing w:after="0" w:line="240" w:lineRule="auto"/>
     </w:pPr>
     <w:rPr>
-      <w:color w:val="E36C0A" w:themeColor="accent6" w:themeShade="BF"/>
+      <w:color w:val="000000"/>
     </w:rPr>
     <w:tblPr>
       <w:tblStyleRowBandSize w:val="1"/>
@@ -8999,7 +8999,7 @@
       <w:rPr>
         <w:b/>
         <w:bCs/>
-        <w:color w:val="FFFFFF" w:themeColor="background1"/>
+        <w:color w:val="FFFFFF"/>
       </w:rPr>
       <w:tblPr/>
       <w:tcPr>
@@ -9084,7 +9084,7 @@
       <w:rPr>
         <w:b/>
         <w:bCs/>
-        <w:color w:val="FFFFFF" w:themeColor="background1"/>
+        <w:color w:val="FFFFFF"/>
       </w:rPr>
       <w:tblPr/>
       <w:tcPr>
@@ -9169,7 +9169,7 @@
       <w:rPr>
         <w:b/>
         <w:bCs/>
-        <w:color w:val="FFFFFF" w:themeColor="background1"/>
+        <w:color w:val="FFFFFF"/>
       </w:rPr>
       <w:tblPr/>
       <w:tcPr>
@@ -9254,7 +9254,7 @@
       <w:rPr>
         <w:b/>
         <w:bCs/>
-        <w:color w:val="FFFFFF" w:themeColor="background1"/>
+        <w:color w:val="FFFFFF"/>
       </w:rPr>
       <w:tblPr/>
       <w:tcPr>
@@ -9339,7 +9339,7 @@
       <w:rPr>
         <w:b/>
         <w:bCs/>
-        <w:color w:val="FFFFFF" w:themeColor="background1"/>
+        <w:color w:val="FFFFFF"/>
       </w:rPr>
       <w:tblPr/>
       <w:tcPr>
@@ -9424,7 +9424,7 @@
       <w:rPr>
         <w:b/>
         <w:bCs/>
-        <w:color w:val="FFFFFF" w:themeColor="background1"/>
+        <w:color w:val="FFFFFF"/>
       </w:rPr>
       <w:tblPr/>
       <w:tcPr>
@@ -9509,7 +9509,7 @@
       <w:rPr>
         <w:b/>
         <w:bCs/>
-        <w:color w:val="FFFFFF" w:themeColor="background1"/>
+        <w:color w:val="FFFFFF"/>
       </w:rPr>
       <w:tblPr/>
       <w:tcPr>
@@ -10456,7 +10456,7 @@
       <w:rPr>
         <w:b/>
         <w:bCs/>
-        <w:color w:val="FFFFFF" w:themeColor="background1"/>
+        <w:color w:val="FFFFFF"/>
       </w:rPr>
       <w:tblPr/>
       <w:tcPr>
@@ -10555,7 +10555,7 @@
       <w:rPr>
         <w:b/>
         <w:bCs/>
-        <w:color w:val="FFFFFF" w:themeColor="background1"/>
+        <w:color w:val="FFFFFF"/>
       </w:rPr>
       <w:tblPr/>
       <w:tcPr>
@@ -10654,7 +10654,7 @@
       <w:rPr>
         <w:b/>
         <w:bCs/>
-        <w:color w:val="FFFFFF" w:themeColor="background1"/>
+        <w:color w:val="FFFFFF"/>
       </w:rPr>
       <w:tblPr/>
       <w:tcPr>
@@ -10753,7 +10753,7 @@
       <w:rPr>
         <w:b/>
         <w:bCs/>
-        <w:color w:val="FFFFFF" w:themeColor="background1"/>
+        <w:color w:val="FFFFFF"/>
       </w:rPr>
       <w:tblPr/>
       <w:tcPr>
@@ -10852,7 +10852,7 @@
       <w:rPr>
         <w:b/>
         <w:bCs/>
-        <w:color w:val="FFFFFF" w:themeColor="background1"/>
+        <w:color w:val="FFFFFF"/>
       </w:rPr>
       <w:tblPr/>
       <w:tcPr>
@@ -10951,7 +10951,7 @@
       <w:rPr>
         <w:b/>
         <w:bCs/>
-        <w:color w:val="FFFFFF" w:themeColor="background1"/>
+        <w:color w:val="FFFFFF"/>
       </w:rPr>
       <w:tblPr/>
       <w:tcPr>
@@ -11050,7 +11050,7 @@
       <w:rPr>
         <w:b/>
         <w:bCs/>
-        <w:color w:val="FFFFFF" w:themeColor="background1"/>
+        <w:color w:val="FFFFFF"/>
       </w:rPr>
       <w:tblPr/>
       <w:tcPr>
@@ -11146,7 +11146,7 @@
       <w:rPr>
         <w:b/>
         <w:bCs/>
-        <w:color w:val="FFFFFF" w:themeColor="background1"/>
+        <w:color w:val="FFFFFF"/>
       </w:rPr>
       <w:tblPr/>
       <w:tcPr>
@@ -11185,7 +11185,7 @@
       <w:rPr>
         <w:b/>
         <w:bCs/>
-        <w:color w:val="FFFFFF" w:themeColor="background1"/>
+        <w:color w:val="FFFFFF"/>
       </w:rPr>
       <w:tblPr/>
       <w:tcPr>
@@ -11204,7 +11204,7 @@
       <w:rPr>
         <w:b/>
         <w:bCs/>
-        <w:color w:val="FFFFFF" w:themeColor="background1"/>
+        <w:color w:val="FFFFFF"/>
       </w:rPr>
       <w:tblPr/>
       <w:tcPr>
@@ -11250,7 +11250,7 @@
     </w:tblStylePr>
     <w:tblStylePr w:type="nwCell">
       <w:rPr>
-        <w:color w:val="FFFFFF" w:themeColor="background1"/>
+        <w:color w:val="FFFFFF"/>
       </w:rPr>
       <w:tblPr/>
       <w:tcPr>
@@ -11288,7 +11288,7 @@
       <w:rPr>
         <w:b/>
         <w:bCs/>
-        <w:color w:val="FFFFFF" w:themeColor="background1"/>
+        <w:color w:val="FFFFFF"/>
       </w:rPr>
       <w:tblPr/>
       <w:tcPr>
@@ -11327,7 +11327,7 @@
       <w:rPr>
         <w:b/>
         <w:bCs/>
-        <w:color w:val="FFFFFF" w:themeColor="background1"/>
+        <w:color w:val="FFFFFF"/>
       </w:rPr>
       <w:tblPr/>
       <w:tcPr>
@@ -11346,7 +11346,7 @@
       <w:rPr>
         <w:b/>
         <w:bCs/>
-        <w:color w:val="FFFFFF" w:themeColor="background1"/>
+        <w:color w:val="FFFFFF"/>
       </w:rPr>
       <w:tblPr/>
       <w:tcPr>
@@ -11392,7 +11392,7 @@
     </w:tblStylePr>
     <w:tblStylePr w:type="nwCell">
       <w:rPr>
-        <w:color w:val="FFFFFF" w:themeColor="background1"/>
+        <w:color w:val="FFFFFF"/>
       </w:rPr>
       <w:tblPr/>
       <w:tcPr>
@@ -11430,7 +11430,7 @@
       <w:rPr>
         <w:b/>
         <w:bCs/>
-        <w:color w:val="FFFFFF" w:themeColor="background1"/>
+        <w:color w:val="FFFFFF"/>
       </w:rPr>
       <w:tblPr/>
       <w:tcPr>
@@ -11469,7 +11469,7 @@
       <w:rPr>
         <w:b/>
         <w:bCs/>
-        <w:color w:val="FFFFFF" w:themeColor="background1"/>
+        <w:color w:val="FFFFFF"/>
       </w:rPr>
       <w:tblPr/>
       <w:tcPr>
@@ -11488,7 +11488,7 @@
       <w:rPr>
         <w:b/>
         <w:bCs/>
-        <w:color w:val="FFFFFF" w:themeColor="background1"/>
+        <w:color w:val="FFFFFF"/>
       </w:rPr>
       <w:tblPr/>
       <w:tcPr>
@@ -11534,7 +11534,7 @@
     </w:tblStylePr>
     <w:tblStylePr w:type="nwCell">
       <w:rPr>
-        <w:color w:val="FFFFFF" w:themeColor="background1"/>
+        <w:color w:val="FFFFFF"/>
       </w:rPr>
       <w:tblPr/>
       <w:tcPr>
@@ -11572,7 +11572,7 @@
       <w:rPr>
         <w:b/>
         <w:bCs/>
-        <w:color w:val="FFFFFF" w:themeColor="background1"/>
+        <w:color w:val="FFFFFF"/>
       </w:rPr>
       <w:tblPr/>
       <w:tcPr>
@@ -11611,7 +11611,7 @@
       <w:rPr>
         <w:b/>
         <w:bCs/>
-        <w:color w:val="FFFFFF" w:themeColor="background1"/>
+        <w:color w:val="FFFFFF"/>
       </w:rPr>
       <w:tblPr/>
       <w:tcPr>
@@ -11630,7 +11630,7 @@
       <w:rPr>
         <w:b/>
         <w:bCs/>
-        <w:color w:val="FFFFFF" w:themeColor="background1"/>
+        <w:color w:val="FFFFFF"/>
       </w:rPr>
       <w:tblPr/>
       <w:tcPr>
@@ -11676,7 +11676,7 @@
     </w:tblStylePr>
     <w:tblStylePr w:type="nwCell">
       <w:rPr>
-        <w:color w:val="FFFFFF" w:themeColor="background1"/>
+        <w:color w:val="FFFFFF"/>
       </w:rPr>
       <w:tblPr/>
       <w:tcPr>
@@ -11714,7 +11714,7 @@
       <w:rPr>
         <w:b/>
         <w:bCs/>
-        <w:color w:val="FFFFFF" w:themeColor="background1"/>
+        <w:color w:val="FFFFFF"/>
       </w:rPr>
       <w:tblPr/>
       <w:tcPr>
@@ -11753,7 +11753,7 @@
       <w:rPr>
         <w:b/>
         <w:bCs/>
-        <w:color w:val="FFFFFF" w:themeColor="background1"/>
+        <w:color w:val="FFFFFF"/>
       </w:rPr>
       <w:tblPr/>
       <w:tcPr>
@@ -11772,7 +11772,7 @@
       <w:rPr>
         <w:b/>
         <w:bCs/>
-        <w:color w:val="FFFFFF" w:themeColor="background1"/>
+        <w:color w:val="FFFFFF"/>
       </w:rPr>
       <w:tblPr/>
       <w:tcPr>
@@ -11818,7 +11818,7 @@
     </w:tblStylePr>
     <w:tblStylePr w:type="nwCell">
       <w:rPr>
-        <w:color w:val="FFFFFF" w:themeColor="background1"/>
+        <w:color w:val="FFFFFF"/>
       </w:rPr>
       <w:tblPr/>
       <w:tcPr>
@@ -11856,7 +11856,7 @@
       <w:rPr>
         <w:b/>
         <w:bCs/>
-        <w:color w:val="FFFFFF" w:themeColor="background1"/>
+        <w:color w:val="FFFFFF"/>
       </w:rPr>
       <w:tblPr/>
       <w:tcPr>
@@ -11895,7 +11895,7 @@
       <w:rPr>
         <w:b/>
         <w:bCs/>
-        <w:color w:val="FFFFFF" w:themeColor="background1"/>
+        <w:color w:val="FFFFFF"/>
       </w:rPr>
       <w:tblPr/>
       <w:tcPr>
@@ -11914,7 +11914,7 @@
       <w:rPr>
         <w:b/>
         <w:bCs/>
-        <w:color w:val="FFFFFF" w:themeColor="background1"/>
+        <w:color w:val="FFFFFF"/>
       </w:rPr>
       <w:tblPr/>
       <w:tcPr>
@@ -11960,7 +11960,7 @@
     </w:tblStylePr>
     <w:tblStylePr w:type="nwCell">
       <w:rPr>
-        <w:color w:val="FFFFFF" w:themeColor="background1"/>
+        <w:color w:val="FFFFFF"/>
       </w:rPr>
       <w:tblPr/>
       <w:tcPr>
@@ -11998,7 +11998,7 @@
       <w:rPr>
         <w:b/>
         <w:bCs/>
-        <w:color w:val="FFFFFF" w:themeColor="background1"/>
+        <w:color w:val="FFFFFF"/>
       </w:rPr>
       <w:tblPr/>
       <w:tcPr>
@@ -12037,7 +12037,7 @@
       <w:rPr>
         <w:b/>
         <w:bCs/>
-        <w:color w:val="FFFFFF" w:themeColor="background1"/>
+        <w:color w:val="FFFFFF"/>
       </w:rPr>
       <w:tblPr/>
       <w:tcPr>
@@ -12056,7 +12056,7 @@
       <w:rPr>
         <w:b/>
         <w:bCs/>
-        <w:color w:val="FFFFFF" w:themeColor="background1"/>
+        <w:color w:val="FFFFFF"/>
       </w:rPr>
       <w:tblPr/>
       <w:tcPr>
@@ -12102,7 +12102,7 @@
     </w:tblStylePr>
     <w:tblStylePr w:type="nwCell">
       <w:rPr>
-        <w:color w:val="FFFFFF" w:themeColor="background1"/>
+        <w:color w:val="FFFFFF"/>
       </w:rPr>
       <w:tblPr/>
       <w:tcPr>
@@ -12126,7 +12126,7 @@
       <w:spacing w:after="0" w:line="240" w:lineRule="auto"/>
     </w:pPr>
     <w:rPr>
-      <w:color w:val="000000" w:themeColor="text1"/>
+      <w:color w:val="000000"/>
     </w:rPr>
     <w:tblPr>
       <w:tblStyleRowBandSize w:val="1"/>
@@ -12152,7 +12152,7 @@
       <w:rPr>
         <w:b/>
         <w:bCs/>
-        <w:color w:val="1F497D" w:themeColor="text2"/>
+        <w:color w:val="000000"/>
       </w:rPr>
       <w:tblPr/>
       <w:tcPr>
@@ -12203,7 +12203,7 @@
       <w:spacing w:after="0" w:line="240" w:lineRule="auto"/>
     </w:pPr>
     <w:rPr>
-      <w:color w:val="000000" w:themeColor="text1"/>
+      <w:color w:val="000000"/>
     </w:rPr>
     <w:tblPr>
       <w:tblStyleRowBandSize w:val="1"/>
@@ -12229,7 +12229,7 @@
       <w:rPr>
         <w:b/>
         <w:bCs/>
-        <w:color w:val="1F497D" w:themeColor="text2"/>
+        <w:color w:val="000000"/>
       </w:rPr>
       <w:tblPr/>
       <w:tcPr>
@@ -12280,7 +12280,7 @@
       <w:spacing w:after="0" w:line="240" w:lineRule="auto"/>
     </w:pPr>
     <w:rPr>
-      <w:color w:val="000000" w:themeColor="text1"/>
+      <w:color w:val="000000"/>
     </w:rPr>
     <w:tblPr>
       <w:tblStyleRowBandSize w:val="1"/>
@@ -12306,7 +12306,7 @@
       <w:rPr>
         <w:b/>
         <w:bCs/>
-        <w:color w:val="1F497D" w:themeColor="text2"/>
+        <w:color w:val="000000"/>
       </w:rPr>
       <w:tblPr/>
       <w:tcPr>
@@ -12357,7 +12357,7 @@
       <w:spacing w:after="0" w:line="240" w:lineRule="auto"/>
     </w:pPr>
     <w:rPr>
-      <w:color w:val="000000" w:themeColor="text1"/>
+      <w:color w:val="000000"/>
     </w:rPr>
     <w:tblPr>
       <w:tblStyleRowBandSize w:val="1"/>
@@ -12383,7 +12383,7 @@
       <w:rPr>
         <w:b/>
         <w:bCs/>
-        <w:color w:val="1F497D" w:themeColor="text2"/>
+        <w:color w:val="000000"/>
       </w:rPr>
       <w:tblPr/>
       <w:tcPr>
@@ -12434,7 +12434,7 @@
       <w:spacing w:after="0" w:line="240" w:lineRule="auto"/>
     </w:pPr>
     <w:rPr>
-      <w:color w:val="000000" w:themeColor="text1"/>
+      <w:color w:val="000000"/>
     </w:rPr>
     <w:tblPr>
       <w:tblStyleRowBandSize w:val="1"/>
@@ -12460,7 +12460,7 @@
       <w:rPr>
         <w:b/>
         <w:bCs/>
-        <w:color w:val="1F497D" w:themeColor="text2"/>
+        <w:color w:val="000000"/>
       </w:rPr>
       <w:tblPr/>
       <w:tcPr>
@@ -12511,7 +12511,7 @@
       <w:spacing w:after="0" w:line="240" w:lineRule="auto"/>
     </w:pPr>
     <w:rPr>
-      <w:color w:val="000000" w:themeColor="text1"/>
+      <w:color w:val="000000"/>
     </w:rPr>
     <w:tblPr>
       <w:tblStyleRowBandSize w:val="1"/>
@@ -12537,7 +12537,7 @@
       <w:rPr>
         <w:b/>
         <w:bCs/>
-        <w:color w:val="1F497D" w:themeColor="text2"/>
+        <w:color w:val="000000"/>
       </w:rPr>
       <w:tblPr/>
       <w:tcPr>
@@ -12588,7 +12588,7 @@
       <w:spacing w:after="0" w:line="240" w:lineRule="auto"/>
     </w:pPr>
     <w:rPr>
-      <w:color w:val="000000" w:themeColor="text1"/>
+      <w:color w:val="000000"/>
     </w:rPr>
     <w:tblPr>
       <w:tblStyleRowBandSize w:val="1"/>
@@ -12614,7 +12614,7 @@
       <w:rPr>
         <w:b/>
         <w:bCs/>
-        <w:color w:val="1F497D" w:themeColor="text2"/>
+        <w:color w:val="000000"/>
       </w:rPr>
       <w:tblPr/>
       <w:tcPr>
@@ -12666,7 +12666,7 @@
     </w:pPr>
     <w:rPr>
       <w:rFonts w:asciiTheme="majorHAnsi" w:eastAsiaTheme="majorEastAsia" w:hAnsiTheme="majorHAnsi" w:cstheme="majorBidi"/>
-      <w:color w:val="000000" w:themeColor="text1"/>
+      <w:color w:val="000000"/>
     </w:rPr>
     <w:tblPr>
       <w:tblStyleRowBandSize w:val="1"/>
@@ -12787,7 +12787,7 @@
     </w:pPr>
     <w:rPr>
       <w:rFonts w:asciiTheme="majorHAnsi" w:eastAsiaTheme="majorEastAsia" w:hAnsiTheme="majorHAnsi" w:cstheme="majorBidi"/>
-      <w:color w:val="000000" w:themeColor="text1"/>
+      <w:color w:val="000000"/>
     </w:rPr>
     <w:tblPr>
       <w:tblStyleRowBandSize w:val="1"/>
@@ -12908,7 +12908,7 @@
     </w:pPr>
     <w:rPr>
       <w:rFonts w:asciiTheme="majorHAnsi" w:eastAsiaTheme="majorEastAsia" w:hAnsiTheme="majorHAnsi" w:cstheme="majorBidi"/>
-      <w:color w:val="000000" w:themeColor="text1"/>
+      <w:color w:val="000000"/>
     </w:rPr>
     <w:tblPr>
       <w:tblStyleRowBandSize w:val="1"/>
@@ -13029,7 +13029,7 @@
     </w:pPr>
     <w:rPr>
       <w:rFonts w:asciiTheme="majorHAnsi" w:eastAsiaTheme="majorEastAsia" w:hAnsiTheme="majorHAnsi" w:cstheme="majorBidi"/>
-      <w:color w:val="000000" w:themeColor="text1"/>
+      <w:color w:val="000000"/>
     </w:rPr>
     <w:tblPr>
       <w:tblStyleRowBandSize w:val="1"/>
@@ -13150,7 +13150,7 @@
     </w:pPr>
     <w:rPr>
       <w:rFonts w:asciiTheme="majorHAnsi" w:eastAsiaTheme="majorEastAsia" w:hAnsiTheme="majorHAnsi" w:cstheme="majorBidi"/>
-      <w:color w:val="000000" w:themeColor="text1"/>
+      <w:color w:val="000000"/>
     </w:rPr>
     <w:tblPr>
       <w:tblStyleRowBandSize w:val="1"/>
@@ -13271,7 +13271,7 @@
     </w:pPr>
     <w:rPr>
       <w:rFonts w:asciiTheme="majorHAnsi" w:eastAsiaTheme="majorEastAsia" w:hAnsiTheme="majorHAnsi" w:cstheme="majorBidi"/>
-      <w:color w:val="000000" w:themeColor="text1"/>
+      <w:color w:val="000000"/>
     </w:rPr>
     <w:tblPr>
       <w:tblStyleRowBandSize w:val="1"/>
@@ -13392,7 +13392,7 @@
     </w:pPr>
     <w:rPr>
       <w:rFonts w:asciiTheme="majorHAnsi" w:eastAsiaTheme="majorEastAsia" w:hAnsiTheme="majorHAnsi" w:cstheme="majorBidi"/>
-      <w:color w:val="000000" w:themeColor="text1"/>
+      <w:color w:val="000000"/>
     </w:rPr>
     <w:tblPr>
       <w:tblStyleRowBandSize w:val="1"/>
@@ -13975,7 +13975,7 @@
     </w:pPr>
     <w:rPr>
       <w:rFonts w:asciiTheme="majorHAnsi" w:eastAsiaTheme="majorEastAsia" w:hAnsiTheme="majorHAnsi" w:cstheme="majorBidi"/>
-      <w:color w:val="000000" w:themeColor="text1"/>
+      <w:color w:val="000000"/>
     </w:rPr>
     <w:tblPr>
       <w:tblStyleRowBandSize w:val="1"/>
@@ -13996,7 +13996,7 @@
       <w:rPr>
         <w:b/>
         <w:bCs/>
-        <w:color w:val="000000" w:themeColor="text1"/>
+        <w:color w:val="000000"/>
       </w:rPr>
       <w:tblPr/>
       <w:tcPr>
@@ -14007,7 +14007,7 @@
       <w:rPr>
         <w:b/>
         <w:bCs/>
-        <w:color w:val="000000" w:themeColor="text1"/>
+        <w:color w:val="000000"/>
       </w:rPr>
       <w:tblPr/>
       <w:tcPr>
@@ -14026,7 +14026,7 @@
       <w:rPr>
         <w:b/>
         <w:bCs/>
-        <w:color w:val="000000" w:themeColor="text1"/>
+        <w:color w:val="000000"/>
       </w:rPr>
       <w:tblPr/>
       <w:tcPr>
@@ -14045,7 +14045,7 @@
       <w:rPr>
         <w:b w:val="0"/>
         <w:bCs w:val="0"/>
-        <w:color w:val="000000" w:themeColor="text1"/>
+        <w:color w:val="000000"/>
       </w:rPr>
       <w:tblPr/>
       <w:tcPr>
@@ -14093,7 +14093,7 @@
     </w:pPr>
     <w:rPr>
       <w:rFonts w:asciiTheme="majorHAnsi" w:eastAsiaTheme="majorEastAsia" w:hAnsiTheme="majorHAnsi" w:cstheme="majorBidi"/>
-      <w:color w:val="000000" w:themeColor="text1"/>
+      <w:color w:val="000000"/>
     </w:rPr>
     <w:tblPr>
       <w:tblStyleRowBandSize w:val="1"/>
@@ -14114,7 +14114,7 @@
       <w:rPr>
         <w:b/>
         <w:bCs/>
-        <w:color w:val="000000" w:themeColor="text1"/>
+        <w:color w:val="000000"/>
       </w:rPr>
       <w:tblPr/>
       <w:tcPr>
@@ -14125,7 +14125,7 @@
       <w:rPr>
         <w:b/>
         <w:bCs/>
-        <w:color w:val="000000" w:themeColor="text1"/>
+        <w:color w:val="000000"/>
       </w:rPr>
       <w:tblPr/>
       <w:tcPr>
@@ -14144,7 +14144,7 @@
       <w:rPr>
         <w:b/>
         <w:bCs/>
-        <w:color w:val="000000" w:themeColor="text1"/>
+        <w:color w:val="000000"/>
       </w:rPr>
       <w:tblPr/>
       <w:tcPr>
@@ -14163,7 +14163,7 @@
       <w:rPr>
         <w:b w:val="0"/>
         <w:bCs w:val="0"/>
-        <w:color w:val="000000" w:themeColor="text1"/>
+        <w:color w:val="000000"/>
       </w:rPr>
       <w:tblPr/>
       <w:tcPr>
@@ -14211,7 +14211,7 @@
     </w:pPr>
     <w:rPr>
       <w:rFonts w:asciiTheme="majorHAnsi" w:eastAsiaTheme="majorEastAsia" w:hAnsiTheme="majorHAnsi" w:cstheme="majorBidi"/>
-      <w:color w:val="000000" w:themeColor="text1"/>
+      <w:color w:val="000000"/>
     </w:rPr>
     <w:tblPr>
       <w:tblStyleRowBandSize w:val="1"/>
@@ -14232,7 +14232,7 @@
       <w:rPr>
         <w:b/>
         <w:bCs/>
-        <w:color w:val="000000" w:themeColor="text1"/>
+        <w:color w:val="000000"/>
       </w:rPr>
       <w:tblPr/>
       <w:tcPr>
@@ -14243,7 +14243,7 @@
       <w:rPr>
         <w:b/>
         <w:bCs/>
-        <w:color w:val="000000" w:themeColor="text1"/>
+        <w:color w:val="000000"/>
       </w:rPr>
       <w:tblPr/>
       <w:tcPr>
@@ -14262,7 +14262,7 @@
       <w:rPr>
         <w:b/>
         <w:bCs/>
-        <w:color w:val="000000" w:themeColor="text1"/>
+        <w:color w:val="000000"/>
       </w:rPr>
       <w:tblPr/>
       <w:tcPr>
@@ -14281,7 +14281,7 @@
       <w:rPr>
         <w:b w:val="0"/>
         <w:bCs w:val="0"/>
-        <w:color w:val="000000" w:themeColor="text1"/>
+        <w:color w:val="000000"/>
       </w:rPr>
       <w:tblPr/>
       <w:tcPr>
@@ -14329,7 +14329,7 @@
     </w:pPr>
     <w:rPr>
       <w:rFonts w:asciiTheme="majorHAnsi" w:eastAsiaTheme="majorEastAsia" w:hAnsiTheme="majorHAnsi" w:cstheme="majorBidi"/>
-      <w:color w:val="000000" w:themeColor="text1"/>
+      <w:color w:val="000000"/>
     </w:rPr>
     <w:tblPr>
       <w:tblStyleRowBandSize w:val="1"/>
@@ -14350,7 +14350,7 @@
       <w:rPr>
         <w:b/>
         <w:bCs/>
-        <w:color w:val="000000" w:themeColor="text1"/>
+        <w:color w:val="000000"/>
       </w:rPr>
       <w:tblPr/>
       <w:tcPr>
@@ -14361,7 +14361,7 @@
       <w:rPr>
         <w:b/>
         <w:bCs/>
-        <w:color w:val="000000" w:themeColor="text1"/>
+        <w:color w:val="000000"/>
       </w:rPr>
       <w:tblPr/>
       <w:tcPr>
@@ -14380,7 +14380,7 @@
       <w:rPr>
         <w:b/>
         <w:bCs/>
-        <w:color w:val="000000" w:themeColor="text1"/>
+        <w:color w:val="000000"/>
       </w:rPr>
       <w:tblPr/>
       <w:tcPr>
@@ -14399,7 +14399,7 @@
       <w:rPr>
         <w:b w:val="0"/>
         <w:bCs w:val="0"/>
-        <w:color w:val="000000" w:themeColor="text1"/>
+        <w:color w:val="000000"/>
       </w:rPr>
       <w:tblPr/>
       <w:tcPr>
@@ -14447,7 +14447,7 @@
     </w:pPr>
     <w:rPr>
       <w:rFonts w:asciiTheme="majorHAnsi" w:eastAsiaTheme="majorEastAsia" w:hAnsiTheme="majorHAnsi" w:cstheme="majorBidi"/>
-      <w:color w:val="000000" w:themeColor="text1"/>
+      <w:color w:val="000000"/>
     </w:rPr>
     <w:tblPr>
       <w:tblStyleRowBandSize w:val="1"/>
@@ -14468,7 +14468,7 @@
       <w:rPr>
         <w:b/>
         <w:bCs/>
-        <w:color w:val="000000" w:themeColor="text1"/>
+        <w:color w:val="000000"/>
       </w:rPr>
       <w:tblPr/>
       <w:tcPr>
@@ -14479,7 +14479,7 @@
       <w:rPr>
         <w:b/>
         <w:bCs/>
-        <w:color w:val="000000" w:themeColor="text1"/>
+        <w:color w:val="000000"/>
       </w:rPr>
       <w:tblPr/>
       <w:tcPr>
@@ -14498,7 +14498,7 @@
       <w:rPr>
         <w:b/>
         <w:bCs/>
-        <w:color w:val="000000" w:themeColor="text1"/>
+        <w:color w:val="000000"/>
       </w:rPr>
       <w:tblPr/>
       <w:tcPr>
@@ -14517,7 +14517,7 @@
       <w:rPr>
         <w:b w:val="0"/>
         <w:bCs w:val="0"/>
-        <w:color w:val="000000" w:themeColor="text1"/>
+        <w:color w:val="000000"/>
       </w:rPr>
       <w:tblPr/>
       <w:tcPr>
@@ -14565,7 +14565,7 @@
     </w:pPr>
     <w:rPr>
       <w:rFonts w:asciiTheme="majorHAnsi" w:eastAsiaTheme="majorEastAsia" w:hAnsiTheme="majorHAnsi" w:cstheme="majorBidi"/>
-      <w:color w:val="000000" w:themeColor="text1"/>
+      <w:color w:val="000000"/>
     </w:rPr>
     <w:tblPr>
       <w:tblStyleRowBandSize w:val="1"/>
@@ -14586,7 +14586,7 @@
       <w:rPr>
         <w:b/>
         <w:bCs/>
-        <w:color w:val="000000" w:themeColor="text1"/>
+        <w:color w:val="000000"/>
       </w:rPr>
       <w:tblPr/>
       <w:tcPr>
@@ -14597,7 +14597,7 @@
       <w:rPr>
         <w:b/>
         <w:bCs/>
-        <w:color w:val="000000" w:themeColor="text1"/>
+        <w:color w:val="000000"/>
       </w:rPr>
       <w:tblPr/>
       <w:tcPr>
@@ -14616,7 +14616,7 @@
       <w:rPr>
         <w:b/>
         <w:bCs/>
-        <w:color w:val="000000" w:themeColor="text1"/>
+        <w:color w:val="000000"/>
       </w:rPr>
       <w:tblPr/>
       <w:tcPr>
@@ -14635,7 +14635,7 @@
       <w:rPr>
         <w:b w:val="0"/>
         <w:bCs w:val="0"/>
-        <w:color w:val="000000" w:themeColor="text1"/>
+        <w:color w:val="000000"/>
       </w:rPr>
       <w:tblPr/>
       <w:tcPr>
@@ -14683,7 +14683,7 @@
     </w:pPr>
     <w:rPr>
       <w:rFonts w:asciiTheme="majorHAnsi" w:eastAsiaTheme="majorEastAsia" w:hAnsiTheme="majorHAnsi" w:cstheme="majorBidi"/>
-      <w:color w:val="000000" w:themeColor="text1"/>
+      <w:color w:val="000000"/>
     </w:rPr>
     <w:tblPr>
       <w:tblStyleRowBandSize w:val="1"/>
@@ -14704,7 +14704,7 @@
       <w:rPr>
         <w:b/>
         <w:bCs/>
-        <w:color w:val="000000" w:themeColor="text1"/>
+        <w:color w:val="000000"/>
       </w:rPr>
       <w:tblPr/>
       <w:tcPr>
@@ -14715,7 +14715,7 @@
       <w:rPr>
         <w:b/>
         <w:bCs/>
-        <w:color w:val="000000" w:themeColor="text1"/>
+        <w:color w:val="000000"/>
       </w:rPr>
       <w:tblPr/>
       <w:tcPr>
@@ -14734,7 +14734,7 @@
       <w:rPr>
         <w:b/>
         <w:bCs/>
-        <w:color w:val="000000" w:themeColor="text1"/>
+        <w:color w:val="000000"/>
       </w:rPr>
       <w:tblPr/>
       <w:tcPr>
@@ -14753,7 +14753,7 @@
       <w:rPr>
         <w:b w:val="0"/>
         <w:bCs w:val="0"/>
-        <w:color w:val="000000" w:themeColor="text1"/>
+        <w:color w:val="000000"/>
       </w:rPr>
       <w:tblPr/>
       <w:tcPr>
@@ -14820,7 +14820,7 @@
         <w:bCs/>
         <w:i w:val="0"/>
         <w:iCs w:val="0"/>
-        <w:color w:val="FFFFFF" w:themeColor="background1"/>
+        <w:color w:val="FFFFFF"/>
       </w:rPr>
       <w:tblPr/>
       <w:tcPr>
@@ -14841,7 +14841,7 @@
         <w:bCs/>
         <w:i w:val="0"/>
         <w:iCs w:val="0"/>
-        <w:color w:val="FFFFFF" w:themeColor="background1"/>
+        <w:color w:val="FFFFFF"/>
       </w:rPr>
       <w:tblPr/>
       <w:tcPr>
@@ -14862,7 +14862,7 @@
         <w:bCs/>
         <w:i w:val="0"/>
         <w:iCs w:val="0"/>
-        <w:color w:val="FFFFFF" w:themeColor="background1"/>
+        <w:color w:val="FFFFFF"/>
       </w:rPr>
       <w:tblPr/>
       <w:tcPr>
@@ -14881,7 +14881,7 @@
         <w:bCs/>
         <w:i w:val="0"/>
         <w:iCs w:val="0"/>
-        <w:color w:val="FFFFFF" w:themeColor="background1"/>
+        <w:color w:val="FFFFFF"/>
       </w:rPr>
       <w:tblPr/>
       <w:tcPr>
@@ -14954,7 +14954,7 @@
         <w:bCs/>
         <w:i w:val="0"/>
         <w:iCs w:val="0"/>
-        <w:color w:val="FFFFFF" w:themeColor="background1"/>
+        <w:color w:val="FFFFFF"/>
       </w:rPr>
       <w:tblPr/>
       <w:tcPr>
@@ -14975,7 +14975,7 @@
         <w:bCs/>
         <w:i w:val="0"/>
         <w:iCs w:val="0"/>
-        <w:color w:val="FFFFFF" w:themeColor="background1"/>
+        <w:color w:val="FFFFFF"/>
       </w:rPr>
       <w:tblPr/>
       <w:tcPr>
@@ -14996,7 +14996,7 @@
         <w:bCs/>
         <w:i w:val="0"/>
         <w:iCs w:val="0"/>
-        <w:color w:val="FFFFFF" w:themeColor="background1"/>
+        <w:color w:val="FFFFFF"/>
       </w:rPr>
       <w:tblPr/>
       <w:tcPr>
@@ -15015,7 +15015,7 @@
         <w:bCs/>
         <w:i w:val="0"/>
         <w:iCs w:val="0"/>
-        <w:color w:val="FFFFFF" w:themeColor="background1"/>
+        <w:color w:val="FFFFFF"/>
       </w:rPr>
       <w:tblPr/>
       <w:tcPr>
@@ -15088,7 +15088,7 @@
         <w:bCs/>
         <w:i w:val="0"/>
         <w:iCs w:val="0"/>
-        <w:color w:val="FFFFFF" w:themeColor="background1"/>
+        <w:color w:val="FFFFFF"/>
       </w:rPr>
       <w:tblPr/>
       <w:tcPr>
@@ -15109,7 +15109,7 @@
         <w:bCs/>
         <w:i w:val="0"/>
         <w:iCs w:val="0"/>
-        <w:color w:val="FFFFFF" w:themeColor="background1"/>
+        <w:color w:val="FFFFFF"/>
       </w:rPr>
       <w:tblPr/>
       <w:tcPr>
@@ -15130,7 +15130,7 @@
         <w:bCs/>
         <w:i w:val="0"/>
         <w:iCs w:val="0"/>
-        <w:color w:val="FFFFFF" w:themeColor="background1"/>
+        <w:color w:val="FFFFFF"/>
       </w:rPr>
       <w:tblPr/>
       <w:tcPr>
@@ -15149,7 +15149,7 @@
         <w:bCs/>
         <w:i w:val="0"/>
         <w:iCs w:val="0"/>
-        <w:color w:val="FFFFFF" w:themeColor="background1"/>
+        <w:color w:val="FFFFFF"/>
       </w:rPr>
       <w:tblPr/>
       <w:tcPr>
@@ -15222,7 +15222,7 @@
         <w:bCs/>
         <w:i w:val="0"/>
         <w:iCs w:val="0"/>
-        <w:color w:val="FFFFFF" w:themeColor="background1"/>
+        <w:color w:val="FFFFFF"/>
       </w:rPr>
       <w:tblPr/>
       <w:tcPr>
@@ -15243,7 +15243,7 @@
         <w:bCs/>
         <w:i w:val="0"/>
         <w:iCs w:val="0"/>
-        <w:color w:val="FFFFFF" w:themeColor="background1"/>
+        <w:color w:val="FFFFFF"/>
       </w:rPr>
       <w:tblPr/>
       <w:tcPr>
@@ -15264,7 +15264,7 @@
         <w:bCs/>
         <w:i w:val="0"/>
         <w:iCs w:val="0"/>
-        <w:color w:val="FFFFFF" w:themeColor="background1"/>
+        <w:color w:val="FFFFFF"/>
       </w:rPr>
       <w:tblPr/>
       <w:tcPr>
@@ -15283,7 +15283,7 @@
         <w:bCs/>
         <w:i w:val="0"/>
         <w:iCs w:val="0"/>
-        <w:color w:val="FFFFFF" w:themeColor="background1"/>
+        <w:color w:val="FFFFFF"/>
       </w:rPr>
       <w:tblPr/>
       <w:tcPr>
@@ -15356,7 +15356,7 @@
         <w:bCs/>
         <w:i w:val="0"/>
         <w:iCs w:val="0"/>
-        <w:color w:val="FFFFFF" w:themeColor="background1"/>
+        <w:color w:val="FFFFFF"/>
       </w:rPr>
       <w:tblPr/>
       <w:tcPr>
@@ -15377,7 +15377,7 @@
         <w:bCs/>
         <w:i w:val="0"/>
         <w:iCs w:val="0"/>
-        <w:color w:val="FFFFFF" w:themeColor="background1"/>
+        <w:color w:val="FFFFFF"/>
       </w:rPr>
       <w:tblPr/>
       <w:tcPr>
@@ -15398,7 +15398,7 @@
         <w:bCs/>
         <w:i w:val="0"/>
         <w:iCs w:val="0"/>
-        <w:color w:val="FFFFFF" w:themeColor="background1"/>
+        <w:color w:val="FFFFFF"/>
       </w:rPr>
       <w:tblPr/>
       <w:tcPr>
@@ -15417,7 +15417,7 @@
         <w:bCs/>
         <w:i w:val="0"/>
         <w:iCs w:val="0"/>
-        <w:color w:val="FFFFFF" w:themeColor="background1"/>
+        <w:color w:val="FFFFFF"/>
       </w:rPr>
       <w:tblPr/>
       <w:tcPr>
@@ -15490,7 +15490,7 @@
         <w:bCs/>
         <w:i w:val="0"/>
         <w:iCs w:val="0"/>
-        <w:color w:val="FFFFFF" w:themeColor="background1"/>
+        <w:color w:val="FFFFFF"/>
       </w:rPr>
       <w:tblPr/>
       <w:tcPr>
@@ -15511,7 +15511,7 @@
         <w:bCs/>
         <w:i w:val="0"/>
         <w:iCs w:val="0"/>
-        <w:color w:val="FFFFFF" w:themeColor="background1"/>
+        <w:color w:val="FFFFFF"/>
       </w:rPr>
       <w:tblPr/>
       <w:tcPr>
@@ -15532,7 +15532,7 @@
         <w:bCs/>
         <w:i w:val="0"/>
         <w:iCs w:val="0"/>
-        <w:color w:val="FFFFFF" w:themeColor="background1"/>
+        <w:color w:val="FFFFFF"/>
       </w:rPr>
       <w:tblPr/>
       <w:tcPr>
@@ -15551,7 +15551,7 @@
         <w:bCs/>
         <w:i w:val="0"/>
         <w:iCs w:val="0"/>
-        <w:color w:val="FFFFFF" w:themeColor="background1"/>
+        <w:color w:val="FFFFFF"/>
       </w:rPr>
       <w:tblPr/>
       <w:tcPr>
@@ -15624,7 +15624,7 @@
         <w:bCs/>
         <w:i w:val="0"/>
         <w:iCs w:val="0"/>
-        <w:color w:val="FFFFFF" w:themeColor="background1"/>
+        <w:color w:val="FFFFFF"/>
       </w:rPr>
       <w:tblPr/>
       <w:tcPr>
@@ -15645,7 +15645,7 @@
         <w:bCs/>
         <w:i w:val="0"/>
         <w:iCs w:val="0"/>
-        <w:color w:val="FFFFFF" w:themeColor="background1"/>
+        <w:color w:val="FFFFFF"/>
       </w:rPr>
       <w:tblPr/>
       <w:tcPr>
@@ -15666,7 +15666,7 @@
         <w:bCs/>
         <w:i w:val="0"/>
         <w:iCs w:val="0"/>
-        <w:color w:val="FFFFFF" w:themeColor="background1"/>
+        <w:color w:val="FFFFFF"/>
       </w:rPr>
       <w:tblPr/>
       <w:tcPr>
@@ -15685,7 +15685,7 @@
         <w:bCs/>
         <w:i w:val="0"/>
         <w:iCs w:val="0"/>
-        <w:color w:val="FFFFFF" w:themeColor="background1"/>
+        <w:color w:val="FFFFFF"/>
       </w:rPr>
       <w:tblPr/>
       <w:tcPr>
@@ -15738,7 +15738,7 @@
       <w:spacing w:after="0" w:line="240" w:lineRule="auto"/>
     </w:pPr>
     <w:rPr>
-      <w:color w:val="FFFFFF" w:themeColor="background1"/>
+      <w:color w:val="FFFFFF"/>
     </w:rPr>
     <w:tblPr>
       <w:tblStyleRowBandSize w:val="1"/>
@@ -15845,7 +15845,7 @@
       <w:spacing w:after="0" w:line="240" w:lineRule="auto"/>
     </w:pPr>
     <w:rPr>
-      <w:color w:val="FFFFFF" w:themeColor="background1"/>
+      <w:color w:val="FFFFFF"/>
     </w:rPr>
     <w:tblPr>
       <w:tblStyleRowBandSize w:val="1"/>
@@ -15952,7 +15952,7 @@
       <w:spacing w:after="0" w:line="240" w:lineRule="auto"/>
     </w:pPr>
     <w:rPr>
-      <w:color w:val="FFFFFF" w:themeColor="background1"/>
+      <w:color w:val="FFFFFF"/>
     </w:rPr>
     <w:tblPr>
       <w:tblStyleRowBandSize w:val="1"/>
@@ -16059,7 +16059,7 @@
       <w:spacing w:after="0" w:line="240" w:lineRule="auto"/>
     </w:pPr>
     <w:rPr>
-      <w:color w:val="FFFFFF" w:themeColor="background1"/>
+      <w:color w:val="FFFFFF"/>
     </w:rPr>
     <w:tblPr>
       <w:tblStyleRowBandSize w:val="1"/>
@@ -16166,7 +16166,7 @@
       <w:spacing w:after="0" w:line="240" w:lineRule="auto"/>
     </w:pPr>
     <w:rPr>
-      <w:color w:val="FFFFFF" w:themeColor="background1"/>
+      <w:color w:val="FFFFFF"/>
     </w:rPr>
     <w:tblPr>
       <w:tblStyleRowBandSize w:val="1"/>
@@ -16273,7 +16273,7 @@
       <w:spacing w:after="0" w:line="240" w:lineRule="auto"/>
     </w:pPr>
     <w:rPr>
-      <w:color w:val="FFFFFF" w:themeColor="background1"/>
+      <w:color w:val="FFFFFF"/>
     </w:rPr>
     <w:tblPr>
       <w:tblStyleRowBandSize w:val="1"/>
@@ -16380,7 +16380,7 @@
       <w:spacing w:after="0" w:line="240" w:lineRule="auto"/>
     </w:pPr>
     <w:rPr>
-      <w:color w:val="FFFFFF" w:themeColor="background1"/>
+      <w:color w:val="FFFFFF"/>
     </w:rPr>
     <w:tblPr>
       <w:tblStyleRowBandSize w:val="1"/>
@@ -16487,7 +16487,7 @@
       <w:spacing w:after="0" w:line="240" w:lineRule="auto"/>
     </w:pPr>
     <w:rPr>
-      <w:color w:val="000000" w:themeColor="text1"/>
+      <w:color w:val="000000"/>
     </w:rPr>
     <w:tblPr>
       <w:tblStyleRowBandSize w:val="1"/>
@@ -16526,7 +16526,7 @@
       <w:rPr>
         <w:b/>
         <w:bCs/>
-        <w:color w:val="FFFFFF" w:themeColor="background1"/>
+        <w:color w:val="FFFFFF"/>
       </w:rPr>
       <w:tblPr/>
       <w:tcPr>
@@ -16538,7 +16538,7 @@
     </w:tblStylePr>
     <w:tblStylePr w:type="firstCol">
       <w:rPr>
-        <w:color w:val="FFFFFF" w:themeColor="background1"/>
+        <w:color w:val="FFFFFF"/>
       </w:rPr>
       <w:tblPr/>
       <w:tcPr>
@@ -16555,7 +16555,7 @@
     </w:tblStylePr>
     <w:tblStylePr w:type="lastCol">
       <w:rPr>
-        <w:color w:val="FFFFFF" w:themeColor="background1"/>
+        <w:color w:val="FFFFFF"/>
       </w:rPr>
       <w:tblPr/>
       <w:tcPr>
@@ -16584,12 +16584,12 @@
     </w:tblStylePr>
     <w:tblStylePr w:type="neCell">
       <w:rPr>
-        <w:color w:val="000000" w:themeColor="text1"/>
+        <w:color w:val="000000"/>
       </w:rPr>
     </w:tblStylePr>
     <w:tblStylePr w:type="nwCell">
       <w:rPr>
-        <w:color w:val="000000" w:themeColor="text1"/>
+        <w:color w:val="000000"/>
       </w:rPr>
     </w:tblStylePr>
   </w:style>
@@ -16602,7 +16602,7 @@
       <w:spacing w:after="0" w:line="240" w:lineRule="auto"/>
     </w:pPr>
     <w:rPr>
-      <w:color w:val="000000" w:themeColor="text1"/>
+      <w:color w:val="000000"/>
     </w:rPr>
     <w:tblPr>
       <w:tblStyleRowBandSize w:val="1"/>
@@ -16641,7 +16641,7 @@
       <w:rPr>
         <w:b/>
         <w:bCs/>
-        <w:color w:val="FFFFFF" w:themeColor="background1"/>
+        <w:color w:val="FFFFFF"/>
       </w:rPr>
       <w:tblPr/>
       <w:tcPr>
@@ -16653,7 +16653,7 @@
     </w:tblStylePr>
     <w:tblStylePr w:type="firstCol">
       <w:rPr>
-        <w:color w:val="FFFFFF" w:themeColor="background1"/>
+        <w:color w:val="FFFFFF"/>
       </w:rPr>
       <w:tblPr/>
       <w:tcPr>
@@ -16670,7 +16670,7 @@
     </w:tblStylePr>
     <w:tblStylePr w:type="lastCol">
       <w:rPr>
-        <w:color w:val="FFFFFF" w:themeColor="background1"/>
+        <w:color w:val="FFFFFF"/>
       </w:rPr>
       <w:tblPr/>
       <w:tcPr>
@@ -16699,12 +16699,12 @@
     </w:tblStylePr>
     <w:tblStylePr w:type="neCell">
       <w:rPr>
-        <w:color w:val="000000" w:themeColor="text1"/>
+        <w:color w:val="000000"/>
       </w:rPr>
     </w:tblStylePr>
     <w:tblStylePr w:type="nwCell">
       <w:rPr>
-        <w:color w:val="000000" w:themeColor="text1"/>
+        <w:color w:val="000000"/>
       </w:rPr>
     </w:tblStylePr>
   </w:style>
@@ -16717,7 +16717,7 @@
       <w:spacing w:after="0" w:line="240" w:lineRule="auto"/>
     </w:pPr>
     <w:rPr>
-      <w:color w:val="000000" w:themeColor="text1"/>
+      <w:color w:val="000000"/>
     </w:rPr>
     <w:tblPr>
       <w:tblStyleRowBandSize w:val="1"/>
@@ -16756,7 +16756,7 @@
       <w:rPr>
         <w:b/>
         <w:bCs/>
-        <w:color w:val="FFFFFF" w:themeColor="background1"/>
+        <w:color w:val="FFFFFF"/>
       </w:rPr>
       <w:tblPr/>
       <w:tcPr>
@@ -16768,7 +16768,7 @@
     </w:tblStylePr>
     <w:tblStylePr w:type="firstCol">
       <w:rPr>
-        <w:color w:val="FFFFFF" w:themeColor="background1"/>
+        <w:color w:val="FFFFFF"/>
       </w:rPr>
       <w:tblPr/>
       <w:tcPr>
@@ -16785,7 +16785,7 @@
     </w:tblStylePr>
     <w:tblStylePr w:type="lastCol">
       <w:rPr>
-        <w:color w:val="FFFFFF" w:themeColor="background1"/>
+        <w:color w:val="FFFFFF"/>
       </w:rPr>
       <w:tblPr/>
       <w:tcPr>
@@ -16814,12 +16814,12 @@
     </w:tblStylePr>
     <w:tblStylePr w:type="neCell">
       <w:rPr>
-        <w:color w:val="000000" w:themeColor="text1"/>
+        <w:color w:val="000000"/>
       </w:rPr>
     </w:tblStylePr>
     <w:tblStylePr w:type="nwCell">
       <w:rPr>
-        <w:color w:val="000000" w:themeColor="text1"/>
+        <w:color w:val="000000"/>
       </w:rPr>
     </w:tblStylePr>
   </w:style>
@@ -16832,7 +16832,7 @@
       <w:spacing w:after="0" w:line="240" w:lineRule="auto"/>
     </w:pPr>
     <w:rPr>
-      <w:color w:val="000000" w:themeColor="text1"/>
+      <w:color w:val="000000"/>
     </w:rPr>
     <w:tblPr>
       <w:tblStyleRowBandSize w:val="1"/>
@@ -16871,7 +16871,7 @@
       <w:rPr>
         <w:b/>
         <w:bCs/>
-        <w:color w:val="FFFFFF" w:themeColor="background1"/>
+        <w:color w:val="FFFFFF"/>
       </w:rPr>
       <w:tblPr/>
       <w:tcPr>
@@ -16883,7 +16883,7 @@
     </w:tblStylePr>
     <w:tblStylePr w:type="firstCol">
       <w:rPr>
-        <w:color w:val="FFFFFF" w:themeColor="background1"/>
+        <w:color w:val="FFFFFF"/>
       </w:rPr>
       <w:tblPr/>
       <w:tcPr>
@@ -16900,7 +16900,7 @@
     </w:tblStylePr>
     <w:tblStylePr w:type="lastCol">
       <w:rPr>
-        <w:color w:val="FFFFFF" w:themeColor="background1"/>
+        <w:color w:val="FFFFFF"/>
       </w:rPr>
       <w:tblPr/>
       <w:tcPr>
@@ -16937,7 +16937,7 @@
       <w:spacing w:after="0" w:line="240" w:lineRule="auto"/>
     </w:pPr>
     <w:rPr>
-      <w:color w:val="000000" w:themeColor="text1"/>
+      <w:color w:val="000000"/>
     </w:rPr>
     <w:tblPr>
       <w:tblStyleRowBandSize w:val="1"/>
@@ -16976,7 +16976,7 @@
       <w:rPr>
         <w:b/>
         <w:bCs/>
-        <w:color w:val="FFFFFF" w:themeColor="background1"/>
+        <w:color w:val="FFFFFF"/>
       </w:rPr>
       <w:tblPr/>
       <w:tcPr>
@@ -16988,7 +16988,7 @@
     </w:tblStylePr>
     <w:tblStylePr w:type="firstCol">
       <w:rPr>
-        <w:color w:val="FFFFFF" w:themeColor="background1"/>
+        <w:color w:val="FFFFFF"/>
       </w:rPr>
       <w:tblPr/>
       <w:tcPr>
@@ -17005,7 +17005,7 @@
     </w:tblStylePr>
     <w:tblStylePr w:type="lastCol">
       <w:rPr>
-        <w:color w:val="FFFFFF" w:themeColor="background1"/>
+        <w:color w:val="FFFFFF"/>
       </w:rPr>
       <w:tblPr/>
       <w:tcPr>
@@ -17034,12 +17034,12 @@
     </w:tblStylePr>
     <w:tblStylePr w:type="neCell">
       <w:rPr>
-        <w:color w:val="000000" w:themeColor="text1"/>
+        <w:color w:val="000000"/>
       </w:rPr>
     </w:tblStylePr>
     <w:tblStylePr w:type="nwCell">
       <w:rPr>
-        <w:color w:val="000000" w:themeColor="text1"/>
+        <w:color w:val="000000"/>
       </w:rPr>
     </w:tblStylePr>
   </w:style>
@@ -17052,7 +17052,7 @@
       <w:spacing w:after="0" w:line="240" w:lineRule="auto"/>
     </w:pPr>
     <w:rPr>
-      <w:color w:val="000000" w:themeColor="text1"/>
+      <w:color w:val="000000"/>
     </w:rPr>
     <w:tblPr>
       <w:tblStyleRowBandSize w:val="1"/>
@@ -17091,7 +17091,7 @@
       <w:rPr>
         <w:b/>
         <w:bCs/>
-        <w:color w:val="FFFFFF" w:themeColor="background1"/>
+        <w:color w:val="FFFFFF"/>
       </w:rPr>
       <w:tblPr/>
       <w:tcPr>
@@ -17103,7 +17103,7 @@
     </w:tblStylePr>
     <w:tblStylePr w:type="firstCol">
       <w:rPr>
-        <w:color w:val="FFFFFF" w:themeColor="background1"/>
+        <w:color w:val="FFFFFF"/>
       </w:rPr>
       <w:tblPr/>
       <w:tcPr>
@@ -17120,7 +17120,7 @@
     </w:tblStylePr>
     <w:tblStylePr w:type="lastCol">
       <w:rPr>
-        <w:color w:val="FFFFFF" w:themeColor="background1"/>
+        <w:color w:val="FFFFFF"/>
       </w:rPr>
       <w:tblPr/>
       <w:tcPr>
@@ -17149,12 +17149,12 @@
     </w:tblStylePr>
     <w:tblStylePr w:type="neCell">
       <w:rPr>
-        <w:color w:val="000000" w:themeColor="text1"/>
+        <w:color w:val="000000"/>
       </w:rPr>
     </w:tblStylePr>
     <w:tblStylePr w:type="nwCell">
       <w:rPr>
-        <w:color w:val="000000" w:themeColor="text1"/>
+        <w:color w:val="000000"/>
       </w:rPr>
     </w:tblStylePr>
   </w:style>
@@ -17167,7 +17167,7 @@
       <w:spacing w:after="0" w:line="240" w:lineRule="auto"/>
     </w:pPr>
     <w:rPr>
-      <w:color w:val="000000" w:themeColor="text1"/>
+      <w:color w:val="000000"/>
     </w:rPr>
     <w:tblPr>
       <w:tblStyleRowBandSize w:val="1"/>
@@ -17206,7 +17206,7 @@
       <w:rPr>
         <w:b/>
         <w:bCs/>
-        <w:color w:val="FFFFFF" w:themeColor="background1"/>
+        <w:color w:val="FFFFFF"/>
       </w:rPr>
       <w:tblPr/>
       <w:tcPr>
@@ -17218,7 +17218,7 @@
     </w:tblStylePr>
     <w:tblStylePr w:type="firstCol">
       <w:rPr>
-        <w:color w:val="FFFFFF" w:themeColor="background1"/>
+        <w:color w:val="FFFFFF"/>
       </w:rPr>
       <w:tblPr/>
       <w:tcPr>
@@ -17235,7 +17235,7 @@
     </w:tblStylePr>
     <w:tblStylePr w:type="lastCol">
       <w:rPr>
-        <w:color w:val="FFFFFF" w:themeColor="background1"/>
+        <w:color w:val="FFFFFF"/>
       </w:rPr>
       <w:tblPr/>
       <w:tcPr>
@@ -17264,12 +17264,12 @@
     </w:tblStylePr>
     <w:tblStylePr w:type="neCell">
       <w:rPr>
-        <w:color w:val="000000" w:themeColor="text1"/>
+        <w:color w:val="000000"/>
       </w:rPr>
     </w:tblStylePr>
     <w:tblStylePr w:type="nwCell">
       <w:rPr>
-        <w:color w:val="000000" w:themeColor="text1"/>
+        <w:color w:val="000000"/>
       </w:rPr>
     </w:tblStylePr>
   </w:style>
@@ -17282,7 +17282,7 @@
       <w:spacing w:after="0" w:line="240" w:lineRule="auto"/>
     </w:pPr>
     <w:rPr>
-      <w:color w:val="000000" w:themeColor="text1"/>
+      <w:color w:val="000000"/>
     </w:rPr>
     <w:tblPr>
       <w:tblStyleRowBandSize w:val="1"/>
@@ -17295,7 +17295,7 @@
       <w:rPr>
         <w:b/>
         <w:bCs/>
-        <w:color w:val="FFFFFF" w:themeColor="background1"/>
+        <w:color w:val="FFFFFF"/>
       </w:rPr>
       <w:tblPr/>
       <w:tcPr>
@@ -17309,7 +17309,7 @@
       <w:rPr>
         <w:b/>
         <w:bCs/>
-        <w:color w:val="9E3A38" w:themeColor="accent2" w:themeShade="CC"/>
+        <w:color w:val="000000"/>
       </w:rPr>
       <w:tblPr/>
       <w:tcPr>
@@ -17361,7 +17361,7 @@
       <w:spacing w:after="0" w:line="240" w:lineRule="auto"/>
     </w:pPr>
     <w:rPr>
-      <w:color w:val="000000" w:themeColor="text1"/>
+      <w:color w:val="000000"/>
     </w:rPr>
     <w:tblPr>
       <w:tblStyleRowBandSize w:val="1"/>
@@ -17374,7 +17374,7 @@
       <w:rPr>
         <w:b/>
         <w:bCs/>
-        <w:color w:val="FFFFFF" w:themeColor="background1"/>
+        <w:color w:val="FFFFFF"/>
       </w:rPr>
       <w:tblPr/>
       <w:tcPr>
@@ -17388,7 +17388,7 @@
       <w:rPr>
         <w:b/>
         <w:bCs/>
-        <w:color w:val="9E3A38" w:themeColor="accent2" w:themeShade="CC"/>
+        <w:color w:val="000000"/>
       </w:rPr>
       <w:tblPr/>
       <w:tcPr>
@@ -17440,7 +17440,7 @@
       <w:spacing w:after="0" w:line="240" w:lineRule="auto"/>
     </w:pPr>
     <w:rPr>
-      <w:color w:val="000000" w:themeColor="text1"/>
+      <w:color w:val="000000"/>
     </w:rPr>
     <w:tblPr>
       <w:tblStyleRowBandSize w:val="1"/>
@@ -17453,7 +17453,7 @@
       <w:rPr>
         <w:b/>
         <w:bCs/>
-        <w:color w:val="FFFFFF" w:themeColor="background1"/>
+        <w:color w:val="FFFFFF"/>
       </w:rPr>
       <w:tblPr/>
       <w:tcPr>
@@ -17467,7 +17467,7 @@
       <w:rPr>
         <w:b/>
         <w:bCs/>
-        <w:color w:val="9E3A38" w:themeColor="accent2" w:themeShade="CC"/>
+        <w:color w:val="000000"/>
       </w:rPr>
       <w:tblPr/>
       <w:tcPr>
@@ -17519,7 +17519,7 @@
       <w:spacing w:after="0" w:line="240" w:lineRule="auto"/>
     </w:pPr>
     <w:rPr>
-      <w:color w:val="000000" w:themeColor="text1"/>
+      <w:color w:val="000000"/>
     </w:rPr>
     <w:tblPr>
       <w:tblStyleRowBandSize w:val="1"/>
@@ -17532,7 +17532,7 @@
       <w:rPr>
         <w:b/>
         <w:bCs/>
-        <w:color w:val="FFFFFF" w:themeColor="background1"/>
+        <w:color w:val="FFFFFF"/>
       </w:rPr>
       <w:tblPr/>
       <w:tcPr>
@@ -17546,7 +17546,7 @@
       <w:rPr>
         <w:b/>
         <w:bCs/>
-        <w:color w:val="664E82" w:themeColor="accent4" w:themeShade="CC"/>
+        <w:color w:val="000000"/>
       </w:rPr>
       <w:tblPr/>
       <w:tcPr>
@@ -17598,7 +17598,7 @@
       <w:spacing w:after="0" w:line="240" w:lineRule="auto"/>
     </w:pPr>
     <w:rPr>
-      <w:color w:val="000000" w:themeColor="text1"/>
+      <w:color w:val="000000"/>
     </w:rPr>
     <w:tblPr>
       <w:tblStyleRowBandSize w:val="1"/>
@@ -17611,7 +17611,7 @@
       <w:rPr>
         <w:b/>
         <w:bCs/>
-        <w:color w:val="FFFFFF" w:themeColor="background1"/>
+        <w:color w:val="FFFFFF"/>
       </w:rPr>
       <w:tblPr/>
       <w:tcPr>
@@ -17625,7 +17625,7 @@
       <w:rPr>
         <w:b/>
         <w:bCs/>
-        <w:color w:val="7E9C40" w:themeColor="accent3" w:themeShade="CC"/>
+        <w:color w:val="000000"/>
       </w:rPr>
       <w:tblPr/>
       <w:tcPr>
@@ -17677,7 +17677,7 @@
       <w:spacing w:after="0" w:line="240" w:lineRule="auto"/>
     </w:pPr>
     <w:rPr>
-      <w:color w:val="000000" w:themeColor="text1"/>
+      <w:color w:val="000000"/>
     </w:rPr>
     <w:tblPr>
       <w:tblStyleRowBandSize w:val="1"/>
@@ -17690,7 +17690,7 @@
       <w:rPr>
         <w:b/>
         <w:bCs/>
-        <w:color w:val="FFFFFF" w:themeColor="background1"/>
+        <w:color w:val="FFFFFF"/>
       </w:rPr>
       <w:tblPr/>
       <w:tcPr>
@@ -17704,7 +17704,7 @@
       <w:rPr>
         <w:b/>
         <w:bCs/>
-        <w:color w:val="F2730A" w:themeColor="accent6" w:themeShade="CC"/>
+        <w:color w:val="000000"/>
       </w:rPr>
       <w:tblPr/>
       <w:tcPr>
@@ -17756,7 +17756,7 @@
       <w:spacing w:after="0" w:line="240" w:lineRule="auto"/>
     </w:pPr>
     <w:rPr>
-      <w:color w:val="000000" w:themeColor="text1"/>
+      <w:color w:val="000000"/>
     </w:rPr>
     <w:tblPr>
       <w:tblStyleRowBandSize w:val="1"/>
@@ -17769,7 +17769,7 @@
       <w:rPr>
         <w:b/>
         <w:bCs/>
-        <w:color w:val="FFFFFF" w:themeColor="background1"/>
+        <w:color w:val="FFFFFF"/>
       </w:rPr>
       <w:tblPr/>
       <w:tcPr>
@@ -17783,7 +17783,7 @@
       <w:rPr>
         <w:b/>
         <w:bCs/>
-        <w:color w:val="348DA5" w:themeColor="accent5" w:themeShade="CC"/>
+        <w:color w:val="000000"/>
       </w:rPr>
       <w:tblPr/>
       <w:tcPr>
@@ -17835,7 +17835,7 @@
       <w:spacing w:after="0" w:line="240" w:lineRule="auto"/>
     </w:pPr>
     <w:rPr>
-      <w:color w:val="000000" w:themeColor="text1"/>
+      <w:color w:val="000000"/>
     </w:rPr>
     <w:tblPr>
       <w:tblStyleRowBandSize w:val="1"/>
@@ -17861,7 +17861,7 @@
       <w:rPr>
         <w:b/>
         <w:bCs/>
-        <w:color w:val="000000" w:themeColor="text1"/>
+        <w:color w:val="000000"/>
       </w:rPr>
       <w:tblPr/>
       <w:tcPr>
@@ -17870,7 +17870,7 @@
     </w:tblStylePr>
     <w:tblStylePr w:type="firstCol">
       <w:rPr>
-        <w:color w:val="FFFFFF" w:themeColor="background1"/>
+        <w:color w:val="FFFFFF"/>
       </w:rPr>
       <w:tblPr/>
       <w:tcPr>
@@ -17879,7 +17879,7 @@
     </w:tblStylePr>
     <w:tblStylePr w:type="lastCol">
       <w:rPr>
-        <w:color w:val="FFFFFF" w:themeColor="background1"/>
+        <w:color w:val="FFFFFF"/>
       </w:rPr>
       <w:tblPr/>
       <w:tcPr>
@@ -17908,7 +17908,7 @@
       <w:spacing w:after="0" w:line="240" w:lineRule="auto"/>
     </w:pPr>
     <w:rPr>
-      <w:color w:val="000000" w:themeColor="text1"/>
+      <w:color w:val="000000"/>
     </w:rPr>
     <w:tblPr>
       <w:tblStyleRowBandSize w:val="1"/>
@@ -17934,7 +17934,7 @@
       <w:rPr>
         <w:b/>
         <w:bCs/>
-        <w:color w:val="000000" w:themeColor="text1"/>
+        <w:color w:val="000000"/>
       </w:rPr>
       <w:tblPr/>
       <w:tcPr>
@@ -17943,7 +17943,7 @@
     </w:tblStylePr>
     <w:tblStylePr w:type="firstCol">
       <w:rPr>
-        <w:color w:val="FFFFFF" w:themeColor="background1"/>
+        <w:color w:val="FFFFFF"/>
       </w:rPr>
       <w:tblPr/>
       <w:tcPr>
@@ -17952,7 +17952,7 @@
     </w:tblStylePr>
     <w:tblStylePr w:type="lastCol">
       <w:rPr>
-        <w:color w:val="FFFFFF" w:themeColor="background1"/>
+        <w:color w:val="FFFFFF"/>
       </w:rPr>
       <w:tblPr/>
       <w:tcPr>
@@ -17981,7 +17981,7 @@
       <w:spacing w:after="0" w:line="240" w:lineRule="auto"/>
     </w:pPr>
     <w:rPr>
-      <w:color w:val="000000" w:themeColor="text1"/>
+      <w:color w:val="000000"/>
     </w:rPr>
     <w:tblPr>
       <w:tblStyleRowBandSize w:val="1"/>
@@ -18007,7 +18007,7 @@
       <w:rPr>
         <w:b/>
         <w:bCs/>
-        <w:color w:val="000000" w:themeColor="text1"/>
+        <w:color w:val="000000"/>
       </w:rPr>
       <w:tblPr/>
       <w:tcPr>
@@ -18016,7 +18016,7 @@
     </w:tblStylePr>
     <w:tblStylePr w:type="firstCol">
       <w:rPr>
-        <w:color w:val="FFFFFF" w:themeColor="background1"/>
+        <w:color w:val="FFFFFF"/>
       </w:rPr>
       <w:tblPr/>
       <w:tcPr>
@@ -18025,7 +18025,7 @@
     </w:tblStylePr>
     <w:tblStylePr w:type="lastCol">
       <w:rPr>
-        <w:color w:val="FFFFFF" w:themeColor="background1"/>
+        <w:color w:val="FFFFFF"/>
       </w:rPr>
       <w:tblPr/>
       <w:tcPr>
@@ -18054,7 +18054,7 @@
       <w:spacing w:after="0" w:line="240" w:lineRule="auto"/>
     </w:pPr>
     <w:rPr>
-      <w:color w:val="000000" w:themeColor="text1"/>
+      <w:color w:val="000000"/>
     </w:rPr>
     <w:tblPr>
       <w:tblStyleRowBandSize w:val="1"/>
@@ -18080,7 +18080,7 @@
       <w:rPr>
         <w:b/>
         <w:bCs/>
-        <w:color w:val="000000" w:themeColor="text1"/>
+        <w:color w:val="000000"/>
       </w:rPr>
       <w:tblPr/>
       <w:tcPr>
@@ -18089,7 +18089,7 @@
     </w:tblStylePr>
     <w:tblStylePr w:type="firstCol">
       <w:rPr>
-        <w:color w:val="FFFFFF" w:themeColor="background1"/>
+        <w:color w:val="FFFFFF"/>
       </w:rPr>
       <w:tblPr/>
       <w:tcPr>
@@ -18098,7 +18098,7 @@
     </w:tblStylePr>
     <w:tblStylePr w:type="lastCol">
       <w:rPr>
-        <w:color w:val="FFFFFF" w:themeColor="background1"/>
+        <w:color w:val="FFFFFF"/>
       </w:rPr>
       <w:tblPr/>
       <w:tcPr>
@@ -18127,7 +18127,7 @@
       <w:spacing w:after="0" w:line="240" w:lineRule="auto"/>
     </w:pPr>
     <w:rPr>
-      <w:color w:val="000000" w:themeColor="text1"/>
+      <w:color w:val="000000"/>
     </w:rPr>
     <w:tblPr>
       <w:tblStyleRowBandSize w:val="1"/>
@@ -18153,7 +18153,7 @@
       <w:rPr>
         <w:b/>
         <w:bCs/>
-        <w:color w:val="000000" w:themeColor="text1"/>
+        <w:color w:val="000000"/>
       </w:rPr>
       <w:tblPr/>
       <w:tcPr>
@@ -18162,7 +18162,7 @@
     </w:tblStylePr>
     <w:tblStylePr w:type="firstCol">
       <w:rPr>
-        <w:color w:val="FFFFFF" w:themeColor="background1"/>
+        <w:color w:val="FFFFFF"/>
       </w:rPr>
       <w:tblPr/>
       <w:tcPr>
@@ -18171,7 +18171,7 @@
     </w:tblStylePr>
     <w:tblStylePr w:type="lastCol">
       <w:rPr>
-        <w:color w:val="FFFFFF" w:themeColor="background1"/>
+        <w:color w:val="FFFFFF"/>
       </w:rPr>
       <w:tblPr/>
       <w:tcPr>
@@ -18200,7 +18200,7 @@
       <w:spacing w:after="0" w:line="240" w:lineRule="auto"/>
     </w:pPr>
     <w:rPr>
-      <w:color w:val="000000" w:themeColor="text1"/>
+      <w:color w:val="000000"/>
     </w:rPr>
     <w:tblPr>
       <w:tblStyleRowBandSize w:val="1"/>
@@ -18226,7 +18226,7 @@
       <w:rPr>
         <w:b/>
         <w:bCs/>
-        <w:color w:val="000000" w:themeColor="text1"/>
+        <w:color w:val="000000"/>
       </w:rPr>
       <w:tblPr/>
       <w:tcPr>
@@ -18235,7 +18235,7 @@
     </w:tblStylePr>
     <w:tblStylePr w:type="firstCol">
       <w:rPr>
-        <w:color w:val="FFFFFF" w:themeColor="background1"/>
+        <w:color w:val="FFFFFF"/>
       </w:rPr>
       <w:tblPr/>
       <w:tcPr>
@@ -18244,7 +18244,7 @@
     </w:tblStylePr>
     <w:tblStylePr w:type="lastCol">
       <w:rPr>
-        <w:color w:val="FFFFFF" w:themeColor="background1"/>
+        <w:color w:val="FFFFFF"/>
       </w:rPr>
       <w:tblPr/>
       <w:tcPr>
@@ -18273,7 +18273,7 @@
       <w:spacing w:after="0" w:line="240" w:lineRule="auto"/>
     </w:pPr>
     <w:rPr>
-      <w:color w:val="000000" w:themeColor="text1"/>
+      <w:color w:val="000000"/>
     </w:rPr>
     <w:tblPr>
       <w:tblStyleRowBandSize w:val="1"/>
@@ -18299,7 +18299,7 @@
       <w:rPr>
         <w:b/>
         <w:bCs/>
-        <w:color w:val="000000" w:themeColor="text1"/>
+        <w:color w:val="000000"/>
       </w:rPr>
       <w:tblPr/>
       <w:tcPr>
@@ -18308,7 +18308,7 @@
     </w:tblStylePr>
     <w:tblStylePr w:type="firstCol">
       <w:rPr>
-        <w:color w:val="FFFFFF" w:themeColor="background1"/>
+        <w:color w:val="FFFFFF"/>
       </w:rPr>
       <w:tblPr/>
       <w:tcPr>
@@ -18317,7 +18317,7 @@
     </w:tblStylePr>
     <w:tblStylePr w:type="lastCol">
       <w:rPr>
-        <w:color w:val="FFFFFF" w:themeColor="background1"/>
+        <w:color w:val="FFFFFF"/>
       </w:rPr>
       <w:tblPr/>
       <w:tcPr>
@@ -18369,7 +18369,7 @@
     <w:unhideWhenUsed/>
     <w:rsid w:val="00F04FA5"/>
     <w:rPr>
-      <w:color w:val="0000FF" w:themeColor="hyperlink"/>
+      <w:color w:val="000000"/>
       <w:u w:val="single"/>
     </w:rPr>
   </w:style>
